--- a/docs/Labels/bottom-label.docx
+++ b/docs/Labels/bottom-label.docx
@@ -12,7 +12,7 @@
           <w:noProof/>
         </w:rPr>
         <w:drawing>
-          <wp:anchor distT="0" distB="0" distL="114300" distR="114300" simplePos="0" relativeHeight="251657216" behindDoc="1" locked="0" layoutInCell="1" allowOverlap="1" wp14:anchorId="3F43C12F" wp14:editId="07FFEC87">
+          <wp:anchor distT="0" distB="0" distL="114300" distR="114300" simplePos="0" relativeHeight="251659264" behindDoc="1" locked="0" layoutInCell="1" allowOverlap="1" wp14:anchorId="0F48BB27" wp14:editId="759EE2E2">
             <wp:simplePos x="0" y="0"/>
             <wp:positionH relativeFrom="column">
               <wp:posOffset>3937000</wp:posOffset>
@@ -31,7 +31,7 @@
                 <wp:lineTo x="0" y="0"/>
               </wp:wrapPolygon>
             </wp:wrapTight>
-            <wp:docPr id="1372066470" name="Picture 1"/>
+            <wp:docPr id="1372066470" name="Picture 1" descr="A qr code on a white background&#10;&#10;AI-generated content may be incorrect."/>
             <wp:cNvGraphicFramePr>
               <a:graphicFrameLocks xmlns:a="http://schemas.openxmlformats.org/drawingml/2006/main" noChangeAspect="1"/>
             </wp:cNvGraphicFramePr>
@@ -39,7 +39,7 @@
               <a:graphicData uri="http://schemas.openxmlformats.org/drawingml/2006/picture">
                 <pic:pic xmlns:pic="http://schemas.openxmlformats.org/drawingml/2006/picture">
                   <pic:nvPicPr>
-                    <pic:cNvPr id="0" name="Picture 1"/>
+                    <pic:cNvPr id="1372066470" name="Picture 1" descr="A qr code on a white background&#10;&#10;AI-generated content may be incorrect."/>
                     <pic:cNvPicPr>
                       <a:picLocks noChangeAspect="1" noChangeArrowheads="1"/>
                     </pic:cNvPicPr>
@@ -164,7 +164,7 @@
           </w:tcPr>
           <w:p>
             <w:r>
-              <w:t>88:A2:9E:3A:0E:C0</w:t>
+              <w:t>88:A2:9E:3A:0F:C0</w:t>
             </w:r>
           </w:p>
         </w:tc>
@@ -189,7 +189,10 @@
           </w:tcPr>
           <w:p>
             <w:r>
-              <w:t>SCUC-000020</w:t>
+              <w:t>SCUC-00002</w:t>
+            </w:r>
+            <w:r>
+              <w:t>1</w:t>
             </w:r>
           </w:p>
         </w:tc>
@@ -214,7 +217,10 @@
           </w:tcPr>
           <w:p>
             <w:r>
-              <w:t>scuc-000020</w:t>
+              <w:t>scuc-00002</w:t>
+            </w:r>
+            <w:r>
+              <w:t>1</w:t>
             </w:r>
           </w:p>
         </w:tc>
@@ -238,15 +244,264 @@
             <w:tcW w:w="4410" w:type="dxa"/>
           </w:tcPr>
           <w:p>
-            <w:proofErr w:type="spellStart"/>
             <w:r>
               <w:t>revA</w:t>
             </w:r>
-            <w:proofErr w:type="spellEnd"/>
           </w:p>
         </w:tc>
       </w:tr>
     </w:tbl>
+    <w:p/>
+    <w:p>
+      <w:pPr>
+        <w:pStyle w:val="Title"/>
+        <w:spacing w:after="0"/>
+      </w:pPr>
+      <w:r>
+        <w:rPr>
+          <w:noProof/>
+        </w:rPr>
+        <w:drawing>
+          <wp:anchor distT="0" distB="0" distL="114300" distR="114300" simplePos="0" relativeHeight="251661312" behindDoc="1" locked="0" layoutInCell="1" allowOverlap="1" wp14:anchorId="2065383B" wp14:editId="6B72FEE5">
+            <wp:simplePos x="0" y="0"/>
+            <wp:positionH relativeFrom="column">
+              <wp:posOffset>3937000</wp:posOffset>
+            </wp:positionH>
+            <wp:positionV relativeFrom="paragraph">
+              <wp:posOffset>106680</wp:posOffset>
+            </wp:positionV>
+            <wp:extent cx="1254760" cy="1254760"/>
+            <wp:effectExtent l="0" t="0" r="0" b="0"/>
+            <wp:wrapTight wrapText="bothSides">
+              <wp:wrapPolygon edited="0">
+                <wp:start x="0" y="0"/>
+                <wp:lineTo x="0" y="21316"/>
+                <wp:lineTo x="21316" y="21316"/>
+                <wp:lineTo x="21316" y="0"/>
+                <wp:lineTo x="0" y="0"/>
+              </wp:wrapPolygon>
+            </wp:wrapTight>
+            <wp:docPr id="1696859092" name="Picture 1" descr="A qr code on a white background&#10;&#10;AI-generated content may be incorrect."/>
+            <wp:cNvGraphicFramePr>
+              <a:graphicFrameLocks xmlns:a="http://schemas.openxmlformats.org/drawingml/2006/main" noChangeAspect="1"/>
+            </wp:cNvGraphicFramePr>
+            <a:graphic xmlns:a="http://schemas.openxmlformats.org/drawingml/2006/main">
+              <a:graphicData uri="http://schemas.openxmlformats.org/drawingml/2006/picture">
+                <pic:pic xmlns:pic="http://schemas.openxmlformats.org/drawingml/2006/picture">
+                  <pic:nvPicPr>
+                    <pic:cNvPr id="1696859092" name="Picture 1" descr="A qr code on a white background&#10;&#10;AI-generated content may be incorrect."/>
+                    <pic:cNvPicPr>
+                      <a:picLocks noChangeAspect="1" noChangeArrowheads="1"/>
+                    </pic:cNvPicPr>
+                  </pic:nvPicPr>
+                  <pic:blipFill>
+                    <a:blip r:embed="rId4" cstate="print">
+                      <a:extLst>
+                        <a:ext uri="{28A0092B-C50C-407E-A947-70E740481C1C}">
+                          <a14:useLocalDpi xmlns:a14="http://schemas.microsoft.com/office/drawing/2010/main" val="0"/>
+                        </a:ext>
+                      </a:extLst>
+                    </a:blip>
+                    <a:srcRect/>
+                    <a:stretch>
+                      <a:fillRect/>
+                    </a:stretch>
+                  </pic:blipFill>
+                  <pic:spPr bwMode="auto">
+                    <a:xfrm>
+                      <a:off x="0" y="0"/>
+                      <a:ext cx="1254760" cy="1254760"/>
+                    </a:xfrm>
+                    <a:prstGeom prst="rect">
+                      <a:avLst/>
+                    </a:prstGeom>
+                    <a:noFill/>
+                    <a:ln>
+                      <a:noFill/>
+                    </a:ln>
+                  </pic:spPr>
+                </pic:pic>
+              </a:graphicData>
+            </a:graphic>
+            <wp14:sizeRelH relativeFrom="page">
+              <wp14:pctWidth>0</wp14:pctWidth>
+            </wp14:sizeRelH>
+            <wp14:sizeRelV relativeFrom="page">
+              <wp14:pctHeight>0</wp14:pctHeight>
+            </wp14:sizeRelV>
+          </wp:anchor>
+        </w:drawing>
+      </w:r>
+      <w:r>
+        <w:t>SigCore UC</w:t>
+      </w:r>
+    </w:p>
+    <w:p>
+      <w:pPr>
+        <w:pStyle w:val="Heading2"/>
+        <w:spacing w:before="0" w:after="0"/>
+        <w:rPr>
+          <w:color w:val="auto"/>
+        </w:rPr>
+      </w:pPr>
+      <w:r>
+        <w:rPr>
+          <w:color w:val="auto"/>
+        </w:rPr>
+        <w:t>en Z em Product</w:t>
+      </w:r>
+    </w:p>
+    <w:tbl>
+      <w:tblPr>
+        <w:tblStyle w:val="TableGrid"/>
+        <w:tblW w:w="0" w:type="auto"/>
+        <w:tblBorders>
+          <w:top w:val="none" w:sz="0" w:space="0" w:color="auto"/>
+          <w:left w:val="none" w:sz="0" w:space="0" w:color="auto"/>
+          <w:bottom w:val="none" w:sz="0" w:space="0" w:color="auto"/>
+          <w:right w:val="none" w:sz="0" w:space="0" w:color="auto"/>
+          <w:insideH w:val="none" w:sz="0" w:space="0" w:color="auto"/>
+          <w:insideV w:val="none" w:sz="0" w:space="0" w:color="auto"/>
+        </w:tblBorders>
+        <w:tblLook w:val="04A0" w:firstRow="1" w:lastRow="0" w:firstColumn="1" w:lastColumn="0" w:noHBand="0" w:noVBand="1"/>
+      </w:tblPr>
+      <w:tblGrid>
+        <w:gridCol w:w="1728"/>
+        <w:gridCol w:w="4410"/>
+      </w:tblGrid>
+      <w:tr>
+        <w:tc>
+          <w:tcPr>
+            <w:tcW w:w="1728" w:type="dxa"/>
+          </w:tcPr>
+          <w:p>
+            <w:pPr>
+              <w:jc w:val="right"/>
+            </w:pPr>
+            <w:r>
+              <w:t>Getting Started:</w:t>
+            </w:r>
+          </w:p>
+        </w:tc>
+        <w:tc>
+          <w:tcPr>
+            <w:tcW w:w="4410" w:type="dxa"/>
+          </w:tcPr>
+          <w:p>
+            <w:r>
+              <w:t>https://sigcoreuc.com/getting-started.html</w:t>
+            </w:r>
+          </w:p>
+        </w:tc>
+      </w:tr>
+      <w:tr>
+        <w:tc>
+          <w:tcPr>
+            <w:tcW w:w="1728" w:type="dxa"/>
+          </w:tcPr>
+          <w:p>
+            <w:pPr>
+              <w:jc w:val="right"/>
+            </w:pPr>
+            <w:r>
+              <w:t>MAC Address:</w:t>
+            </w:r>
+          </w:p>
+        </w:tc>
+        <w:tc>
+          <w:tcPr>
+            <w:tcW w:w="4410" w:type="dxa"/>
+          </w:tcPr>
+          <w:p>
+            <w:r>
+              <w:t>D8:3A:DD:C9:36:13</w:t>
+            </w:r>
+          </w:p>
+        </w:tc>
+      </w:tr>
+      <w:tr>
+        <w:tc>
+          <w:tcPr>
+            <w:tcW w:w="1728" w:type="dxa"/>
+          </w:tcPr>
+          <w:p>
+            <w:pPr>
+              <w:jc w:val="right"/>
+            </w:pPr>
+            <w:r>
+              <w:t>Serial Number:</w:t>
+            </w:r>
+          </w:p>
+        </w:tc>
+        <w:tc>
+          <w:tcPr>
+            <w:tcW w:w="4410" w:type="dxa"/>
+          </w:tcPr>
+          <w:p>
+            <w:r>
+              <w:t>SCUC-00002</w:t>
+            </w:r>
+            <w:r>
+              <w:t>2</w:t>
+            </w:r>
+          </w:p>
+        </w:tc>
+      </w:tr>
+      <w:tr>
+        <w:tc>
+          <w:tcPr>
+            <w:tcW w:w="1728" w:type="dxa"/>
+          </w:tcPr>
+          <w:p>
+            <w:pPr>
+              <w:jc w:val="right"/>
+            </w:pPr>
+            <w:r>
+              <w:t>Hostname:</w:t>
+            </w:r>
+          </w:p>
+        </w:tc>
+        <w:tc>
+          <w:tcPr>
+            <w:tcW w:w="4410" w:type="dxa"/>
+          </w:tcPr>
+          <w:p>
+            <w:r>
+              <w:t>scuc-00002</w:t>
+            </w:r>
+            <w:r>
+              <w:t>2</w:t>
+            </w:r>
+          </w:p>
+        </w:tc>
+      </w:tr>
+      <w:tr>
+        <w:tc>
+          <w:tcPr>
+            <w:tcW w:w="1728" w:type="dxa"/>
+          </w:tcPr>
+          <w:p>
+            <w:pPr>
+              <w:jc w:val="right"/>
+            </w:pPr>
+            <w:r>
+              <w:t>Revision:</w:t>
+            </w:r>
+          </w:p>
+        </w:tc>
+        <w:tc>
+          <w:tcPr>
+            <w:tcW w:w="4410" w:type="dxa"/>
+          </w:tcPr>
+          <w:p>
+            <w:r>
+              <w:t>revA</w:t>
+            </w:r>
+          </w:p>
+        </w:tc>
+      </w:tr>
+    </w:tbl>
+    <w:p/>
     <w:p/>
     <w:sectPr>
       <w:pgSz w:w="12240" w:h="15840"/>
@@ -658,6 +913,7 @@
   <w:style w:type="paragraph" w:default="1" w:styleId="Normal">
     <w:name w:val="Normal"/>
     <w:qFormat/>
+    <w:rsid w:val="006E5C6C"/>
   </w:style>
   <w:style w:type="paragraph" w:styleId="Heading1">
     <w:name w:val="heading 1"/>
@@ -860,7 +1116,6 @@
   <w:style w:type="character" w:default="1" w:styleId="DefaultParagraphFont">
     <w:name w:val="Default Paragraph Font"/>
     <w:uiPriority w:val="1"/>
-    <w:semiHidden/>
     <w:unhideWhenUsed/>
   </w:style>
   <w:style w:type="table" w:default="1" w:styleId="TableNormal">
